--- a/policies/build/preview_hco/HCO.COP.9_v2_preview.docx
+++ b/policies/build/preview_hco/HCO.COP.9_v2_preview.docx
@@ -761,7 +761,7 @@
           <w:sz w:val="22"/>
           <w:szCs w:val="22"/>
         </w:rPr>
-        <w:t xml:space="preserve">Boundaries: do not copy SHCO COP wording. Do not overwrite AAC policies. Spell out abbreviations on first use in training materials.</w:t>
+        <w:t xml:space="preserve">Boundaries: do not overwrite HCO AAC policies. Spell out abbreviations on first use in training materials.</w:t>
       </w:r>
     </w:p>
     <w:p>
@@ -929,7 +929,7 @@
         <w:spacing w:after="100" w:before="220"/>
       </w:pPr>
       <w:r>
-        <w:t xml:space="preserve">5.1 Care of patients in intensive care and high dependency units is provi..</w:t>
+        <w:t xml:space="preserve">5.1 Care of patients in intensive care and high dependency units is..</w:t>
       </w:r>
     </w:p>
     <w:p>
@@ -962,7 +962,7 @@
         <w:spacing w:after="100" w:before="220"/>
       </w:pPr>
       <w:r>
-        <w:t xml:space="preserve">5.2 The defined admission and discharge criteria for intensive care and h..</w:t>
+        <w:t xml:space="preserve">5.2 The defined admission and discharge criteria for intensive care and..</w:t>
       </w:r>
     </w:p>
     <w:p>
@@ -1206,6 +1206,20 @@
       </w:pPr>
       <w:r>
         <w:t xml:space="preserve">7. Governance and responsibility</w:t>
+      </w:r>
+    </w:p>
+    <w:p>
+      <w:pPr>
+        <w:spacing w:after="20" w:before="100"/>
+      </w:pPr>
+      <w:r>
+        <w:rPr>
+          <w:b/>
+          <w:bCs/>
+          <w:sz w:val="22"/>
+          <w:szCs w:val="22"/>
+        </w:rPr>
+        <w:t xml:space="preserve">Medical Superintendent</w:t>
       </w:r>
     </w:p>
     <w:p>
@@ -1222,7 +1236,21 @@
           <w:sz w:val="22"/>
           <w:szCs w:val="22"/>
         </w:rPr>
-        <w:t xml:space="preserve">Medical Superintendent</w:t>
+        <w:t xml:space="preserve">Accountable that COP.9 is resourced and followed.</w:t>
+      </w:r>
+    </w:p>
+    <w:p>
+      <w:pPr>
+        <w:spacing w:after="20" w:before="100"/>
+      </w:pPr>
+      <w:r>
+        <w:rPr>
+          <w:b/>
+          <w:bCs/>
+          <w:sz w:val="22"/>
+          <w:szCs w:val="22"/>
+        </w:rPr>
+        <w:t xml:space="preserve">ICU In-Charge</w:t>
       </w:r>
     </w:p>
     <w:p>
@@ -1239,7 +1267,21 @@
           <w:sz w:val="22"/>
           <w:szCs w:val="22"/>
         </w:rPr>
-        <w:t xml:space="preserve">Accountable that COP.9 is resourced and followed.</w:t>
+        <w:t xml:space="preserve">Owns day-to-day implementation and records for this standard.</w:t>
+      </w:r>
+    </w:p>
+    <w:p>
+      <w:pPr>
+        <w:spacing w:after="20" w:before="100"/>
+      </w:pPr>
+      <w:r>
+        <w:rPr>
+          <w:b/>
+          <w:bCs/>
+          <w:sz w:val="22"/>
+          <w:szCs w:val="22"/>
+        </w:rPr>
+        <w:t xml:space="preserve">Treating doctors / nurses / technicians (as applicable)</w:t>
       </w:r>
     </w:p>
     <w:p>
@@ -1256,7 +1298,21 @@
           <w:sz w:val="22"/>
           <w:szCs w:val="22"/>
         </w:rPr>
-        <w:t xml:space="preserve">ICU In-Charge</w:t>
+        <w:t xml:space="preserve">Deliver care as written; escalate stop-work triggers without delay.</w:t>
+      </w:r>
+    </w:p>
+    <w:p>
+      <w:pPr>
+        <w:spacing w:after="20" w:before="100"/>
+      </w:pPr>
+      <w:r>
+        <w:rPr>
+          <w:b/>
+          <w:bCs/>
+          <w:sz w:val="22"/>
+          <w:szCs w:val="22"/>
+        </w:rPr>
+        <w:t xml:space="preserve">Quality Coordinator</w:t>
       </w:r>
     </w:p>
     <w:p>
@@ -1273,7 +1329,28 @@
           <w:sz w:val="22"/>
           <w:szCs w:val="22"/>
         </w:rPr>
-        <w:t xml:space="preserve">Owns day-to-day implementation and records for this standard.</w:t>
+        <w:t xml:space="preserve">Audits this policy «quarterly»; holds training acknowledgements.</w:t>
+      </w:r>
+    </w:p>
+    <w:p>
+      <w:pPr>
+        <w:pStyle w:val="Heading1"/>
+        <w:spacing w:after="120" w:before="280"/>
+      </w:pPr>
+      <w:r>
+        <w:t xml:space="preserve">8. Quality monitoring (RCA → CAPA)</w:t>
+      </w:r>
+    </w:p>
+    <w:p>
+      <w:pPr>
+        <w:spacing w:after="140"/>
+      </w:pPr>
+      <w:r>
+        <w:rPr>
+          <w:sz w:val="22"/>
+          <w:szCs w:val="22"/>
+        </w:rPr>
+        <w:t xml:space="preserve">The Quality Coordinator audits this policy «quarterly». The audit reviews:</w:t>
       </w:r>
     </w:p>
     <w:p>
@@ -1290,7 +1367,7 @@
           <w:sz w:val="22"/>
           <w:szCs w:val="22"/>
         </w:rPr>
-        <w:t xml:space="preserve">Treating doctors / nurses / technicians (as applicable)</w:t>
+        <w:t xml:space="preserve">Records for a sample of this standard's objective elements, checked against the What-we-do steps.</w:t>
       </w:r>
     </w:p>
     <w:p>
@@ -1307,7 +1384,7 @@
           <w:sz w:val="22"/>
           <w:szCs w:val="22"/>
         </w:rPr>
-        <w:t xml:space="preserve">Deliver care as written; escalate stop-work triggers without delay.</w:t>
+        <w:t xml:space="preserve">Documentary evidence is on file for each asterisked objective element in the sample.</w:t>
       </w:r>
     </w:p>
     <w:p>
@@ -1324,125 +1401,19 @@
           <w:sz w:val="22"/>
           <w:szCs w:val="22"/>
         </w:rPr>
-        <w:t xml:space="preserve">Quality Coordinator</w:t>
-      </w:r>
-    </w:p>
-    <w:p>
-      <w:pPr>
-        <w:pStyle w:val="ListParagraph"/>
-        <w:numPr>
-          <w:ilvl w:val="0"/>
-          <w:numId w:val="1"/>
-        </w:numPr>
-        <w:spacing w:after="60"/>
-      </w:pPr>
-      <w:r>
-        <w:rPr>
-          <w:sz w:val="22"/>
-          <w:szCs w:val="22"/>
-        </w:rPr>
-        <w:t xml:space="preserve">Audits this policy «quarterly»; holds training acknowledgements.</w:t>
-      </w:r>
-    </w:p>
-    <w:p>
-      <w:pPr>
-        <w:pStyle w:val="Heading1"/>
-        <w:spacing w:after="120" w:before="280"/>
-      </w:pPr>
-      <w:r>
-        <w:t xml:space="preserve">8. Quality monitoring (RCA → CAPA)</w:t>
-      </w:r>
-    </w:p>
-    <w:p>
-      <w:pPr>
-        <w:spacing w:after="140"/>
-      </w:pPr>
-      <w:r>
-        <w:rPr>
-          <w:sz w:val="22"/>
-          <w:szCs w:val="22"/>
-        </w:rPr>
-        <w:t xml:space="preserve">The Quality Coordinator audits this policy «quarterly».</w:t>
-      </w:r>
-    </w:p>
-    <w:p>
-      <w:pPr>
-        <w:spacing w:after="140"/>
-      </w:pPr>
-      <w:r>
-        <w:rPr>
-          <w:sz w:val="22"/>
-          <w:szCs w:val="22"/>
-        </w:rPr>
-        <w:t xml:space="preserve">What is monitored each quarter:</w:t>
-      </w:r>
-    </w:p>
-    <w:p>
-      <w:pPr>
-        <w:pStyle w:val="ListParagraph"/>
-        <w:numPr>
-          <w:ilvl w:val="0"/>
-          <w:numId w:val="1"/>
-        </w:numPr>
-        <w:spacing w:after="60"/>
-      </w:pPr>
-      <w:r>
-        <w:rPr>
-          <w:sz w:val="22"/>
-          <w:szCs w:val="22"/>
-        </w:rPr>
-        <w:t xml:space="preserve">Sample of records for each OE COP.9.a–g.</w:t>
-      </w:r>
-    </w:p>
-    <w:p>
-      <w:pPr>
-        <w:pStyle w:val="ListParagraph"/>
-        <w:numPr>
-          <w:ilvl w:val="0"/>
-          <w:numId w:val="1"/>
-        </w:numPr>
-        <w:spacing w:after="60"/>
-      </w:pPr>
-      <w:r>
-        <w:rPr>
-          <w:sz w:val="22"/>
-          <w:szCs w:val="22"/>
-        </w:rPr>
-        <w:t xml:space="preserve">Asterisked elements (abdef) have document evidence as required.</w:t>
-      </w:r>
-    </w:p>
-    <w:p>
-      <w:pPr>
-        <w:pStyle w:val="ListParagraph"/>
-        <w:numPr>
-          <w:ilvl w:val="0"/>
-          <w:numId w:val="1"/>
-        </w:numPr>
-        <w:spacing w:after="60"/>
-      </w:pPr>
-      <w:r>
-        <w:rPr>
-          <w:sz w:val="22"/>
-          <w:szCs w:val="22"/>
-        </w:rPr>
-        <w:t xml:space="preserve">CORE elements (none) show no critical gaps in the sample.</w:t>
-      </w:r>
-    </w:p>
-    <w:p>
-      <w:pPr>
-        <w:pStyle w:val="ListParagraph"/>
-        <w:numPr>
-          <w:ilvl w:val="0"/>
-          <w:numId w:val="1"/>
-        </w:numPr>
-        <w:spacing w:after="60"/>
-      </w:pPr>
-      <w:r>
-        <w:rPr>
-          <w:sz w:val="22"/>
-          <w:szCs w:val="22"/>
-        </w:rPr>
         <w:t xml:space="preserve">Stop-work events (if any) are logged with outcome.</w:t>
+      </w:r>
+    </w:p>
+    <w:p>
+      <w:pPr>
+        <w:spacing w:after="140"/>
+      </w:pPr>
+      <w:r>
+        <w:rPr>
+          <w:sz w:val="22"/>
+          <w:szCs w:val="22"/>
+        </w:rPr>
+        <w:t xml:space="preserve">Root-cause analysis is required when a gap found in this audit remains open beyond «90 days».</w:t>
       </w:r>
     </w:p>
     <w:p>
@@ -3180,7 +3151,7 @@
           <w:sz w:val="22"/>
           <w:szCs w:val="22"/>
         </w:rPr>
-        <w:t xml:space="preserve">Records showing COP.9.a was followed for sampled patients/cases.</w:t>
+        <w:t xml:space="preserve">Written ICU/HDU care guidance.</w:t>
       </w:r>
     </w:p>
     <w:p>
@@ -3197,7 +3168,7 @@
           <w:sz w:val="22"/>
           <w:szCs w:val="22"/>
         </w:rPr>
-        <w:t xml:space="preserve">Written guidance / protocol referenced for this element (where required).</w:t>
+        <w:t xml:space="preserve">Documentation record confirming the guidance was followed.</w:t>
       </w:r>
     </w:p>
     <w:p>
@@ -3214,7 +3185,16 @@
           <w:sz w:val="22"/>
           <w:szCs w:val="22"/>
         </w:rPr>
-        <w:t xml:space="preserve">Audit sample notes for COP.9.a reviewed «quarterly».</w:t>
+        <w:t xml:space="preserve">Staff training record.</w:t>
+      </w:r>
+    </w:p>
+    <w:p>
+      <w:pPr>
+        <w:pStyle w:val="Heading2"/>
+        <w:spacing w:after="100" w:before="220"/>
+      </w:pPr>
+      <w:r>
+        <w:t xml:space="preserve">COP.9.b — The defined admission and discharge criteria for intensive care and high dependency units are implemented.</w:t>
       </w:r>
     </w:p>
     <w:p>
@@ -3231,16 +3211,7 @@
           <w:sz w:val="22"/>
           <w:szCs w:val="22"/>
         </w:rPr>
-        <w:t xml:space="preserve">Documented evidence specifically required by the asterisked interpretation.</w:t>
-      </w:r>
-    </w:p>
-    <w:p>
-      <w:pPr>
-        <w:pStyle w:val="Heading2"/>
-        <w:spacing w:after="100" w:before="220"/>
-      </w:pPr>
-      <w:r>
-        <w:t xml:space="preserve">COP.9.b — The defined admission and discharge criteria for intensive care and high dependency units are implemented.</w:t>
+        <w:t xml:space="preserve">Written ICU/HDU admission and discharge criteria.</w:t>
       </w:r>
     </w:p>
     <w:p>
@@ -3257,7 +3228,7 @@
           <w:sz w:val="22"/>
           <w:szCs w:val="22"/>
         </w:rPr>
-        <w:t xml:space="preserve">Records showing COP.9.b was followed for sampled patients/cases.</w:t>
+        <w:t xml:space="preserve">Criteria-application record for a sampled admission or discharge.</w:t>
       </w:r>
     </w:p>
     <w:p>
@@ -3274,7 +3245,16 @@
           <w:sz w:val="22"/>
           <w:szCs w:val="22"/>
         </w:rPr>
-        <w:t xml:space="preserve">Written guidance / protocol referenced for this element (where required).</w:t>
+        <w:t xml:space="preserve">Criteria-review record.</w:t>
+      </w:r>
+    </w:p>
+    <w:p>
+      <w:pPr>
+        <w:pStyle w:val="Heading2"/>
+        <w:spacing w:after="100" w:before="220"/>
+      </w:pPr>
+      <w:r>
+        <w:t xml:space="preserve">COP.9.c — Adequate staff and equipment are available.</w:t>
       </w:r>
     </w:p>
     <w:p>
@@ -3291,7 +3271,7 @@
           <w:sz w:val="22"/>
           <w:szCs w:val="22"/>
         </w:rPr>
-        <w:t xml:space="preserve">Audit sample notes for COP.9.b reviewed «quarterly».</w:t>
+        <w:t xml:space="preserve">Staffing-ratio record for ICU/HDU.</w:t>
       </w:r>
     </w:p>
     <w:p>
@@ -3308,16 +3288,7 @@
           <w:sz w:val="22"/>
           <w:szCs w:val="22"/>
         </w:rPr>
-        <w:t xml:space="preserve">Documented evidence specifically required by the asterisked interpretation.</w:t>
-      </w:r>
-    </w:p>
-    <w:p>
-      <w:pPr>
-        <w:pStyle w:val="Heading2"/>
-        <w:spacing w:after="100" w:before="220"/>
-      </w:pPr>
-      <w:r>
-        <w:t xml:space="preserve">COP.9.c — Adequate staff and equipment are available.</w:t>
+        <w:t xml:space="preserve">Equipment inventory and adequacy record.</w:t>
       </w:r>
     </w:p>
     <w:p>
@@ -3334,7 +3305,16 @@
           <w:sz w:val="22"/>
           <w:szCs w:val="22"/>
         </w:rPr>
-        <w:t xml:space="preserve">Records showing COP.9.c was followed for sampled patients/cases.</w:t>
+        <w:t xml:space="preserve">Availability-check record.</w:t>
+      </w:r>
+    </w:p>
+    <w:p>
+      <w:pPr>
+        <w:pStyle w:val="Heading2"/>
+        <w:spacing w:after="100" w:before="220"/>
+      </w:pPr>
+      <w:r>
+        <w:t xml:space="preserve">COP.9.d — Defined procedures for the situation of bed shortages are followed.</w:t>
       </w:r>
     </w:p>
     <w:p>
@@ -3351,7 +3331,7 @@
           <w:sz w:val="22"/>
           <w:szCs w:val="22"/>
         </w:rPr>
-        <w:t xml:space="preserve">Written guidance / protocol referenced for this element (where required).</w:t>
+        <w:t xml:space="preserve">Written bed-shortage procedure.</w:t>
       </w:r>
     </w:p>
     <w:p>
@@ -3368,16 +3348,7 @@
           <w:sz w:val="22"/>
           <w:szCs w:val="22"/>
         </w:rPr>
-        <w:t xml:space="preserve">Audit sample notes for COP.9.c reviewed «quarterly».</w:t>
-      </w:r>
-    </w:p>
-    <w:p>
-      <w:pPr>
-        <w:pStyle w:val="Heading2"/>
-        <w:spacing w:after="100" w:before="220"/>
-      </w:pPr>
-      <w:r>
-        <w:t xml:space="preserve">COP.9.d — Defined procedures for the situation of bed shortages are followed.</w:t>
+        <w:t xml:space="preserve">Activation record for a bed-shortage event.</w:t>
       </w:r>
     </w:p>
     <w:p>
@@ -3394,7 +3365,16 @@
           <w:sz w:val="22"/>
           <w:szCs w:val="22"/>
         </w:rPr>
-        <w:t xml:space="preserve">Records showing COP.9.d was followed for sampled patients/cases.</w:t>
+        <w:t xml:space="preserve">Triage or prioritisation record during shortage.</w:t>
+      </w:r>
+    </w:p>
+    <w:p>
+      <w:pPr>
+        <w:pStyle w:val="Heading2"/>
+        <w:spacing w:after="100" w:before="220"/>
+      </w:pPr>
+      <w:r>
+        <w:t xml:space="preserve">COP.9.e — Infection prevention and control practices are followed.</w:t>
       </w:r>
     </w:p>
     <w:p>
@@ -3411,7 +3391,7 @@
           <w:sz w:val="22"/>
           <w:szCs w:val="22"/>
         </w:rPr>
-        <w:t xml:space="preserve">Written guidance / protocol referenced for this element (where required).</w:t>
+        <w:t xml:space="preserve">IPC-practice compliance record for ICU/HDU (cross-reference the IPC chapter).</w:t>
       </w:r>
     </w:p>
     <w:p>
@@ -3428,7 +3408,7 @@
           <w:sz w:val="22"/>
           <w:szCs w:val="22"/>
         </w:rPr>
-        <w:t xml:space="preserve">Audit sample notes for COP.9.d reviewed «quarterly».</w:t>
+        <w:t xml:space="preserve">Surveillance-data record for the unit.</w:t>
       </w:r>
     </w:p>
     <w:p>
@@ -3445,7 +3425,7 @@
           <w:sz w:val="22"/>
           <w:szCs w:val="22"/>
         </w:rPr>
-        <w:t xml:space="preserve">Documented evidence specifically required by the asterisked interpretation.</w:t>
+        <w:t xml:space="preserve">Hand-hygiene compliance record.</w:t>
       </w:r>
     </w:p>
     <w:p>
@@ -3454,7 +3434,7 @@
         <w:spacing w:after="100" w:before="220"/>
       </w:pPr>
       <w:r>
-        <w:t xml:space="preserve">COP.9.e — Infection prevention and control practices are followed.</w:t>
+        <w:t xml:space="preserve">COP.9.f — The organisation shall implement a quality assurance programme.</w:t>
       </w:r>
     </w:p>
     <w:p>
@@ -3471,7 +3451,7 @@
           <w:sz w:val="22"/>
           <w:szCs w:val="22"/>
         </w:rPr>
-        <w:t xml:space="preserve">Records showing COP.9.e was followed for sampled patients/cases.</w:t>
+        <w:t xml:space="preserve">Written ICU/HDU quality assurance programme.</w:t>
       </w:r>
     </w:p>
     <w:p>
@@ -3488,7 +3468,7 @@
           <w:sz w:val="22"/>
           <w:szCs w:val="22"/>
         </w:rPr>
-        <w:t xml:space="preserve">Written guidance / protocol referenced for this element (where required).</w:t>
+        <w:t xml:space="preserve">Indicator-monitoring record.</w:t>
       </w:r>
     </w:p>
     <w:p>
@@ -3505,7 +3485,16 @@
           <w:sz w:val="22"/>
           <w:szCs w:val="22"/>
         </w:rPr>
-        <w:t xml:space="preserve">Audit sample notes for COP.9.e reviewed «quarterly».</w:t>
+        <w:t xml:space="preserve">Improvement-action record.</w:t>
+      </w:r>
+    </w:p>
+    <w:p>
+      <w:pPr>
+        <w:pStyle w:val="Heading2"/>
+        <w:spacing w:after="100" w:before="220"/>
+      </w:pPr>
+      <w:r>
+        <w:t xml:space="preserve">COP.9.g — The organisation has a mechanism to counsel the patient and/or family periodically.</w:t>
       </w:r>
     </w:p>
     <w:p>
@@ -3522,16 +3511,7 @@
           <w:sz w:val="22"/>
           <w:szCs w:val="22"/>
         </w:rPr>
-        <w:t xml:space="preserve">Documented evidence specifically required by the asterisked interpretation.</w:t>
-      </w:r>
-    </w:p>
-    <w:p>
-      <w:pPr>
-        <w:pStyle w:val="Heading2"/>
-        <w:spacing w:after="100" w:before="220"/>
-      </w:pPr>
-      <w:r>
-        <w:t xml:space="preserve">COP.9.f — The organisation shall implement a quality assurance programme.</w:t>
+        <w:t xml:space="preserve">Periodic counselling record for patient/family.</w:t>
       </w:r>
     </w:p>
     <w:p>
@@ -3548,7 +3528,7 @@
           <w:sz w:val="22"/>
           <w:szCs w:val="22"/>
         </w:rPr>
-        <w:t xml:space="preserve">Records showing COP.9.f was followed for sampled patients/cases.</w:t>
+        <w:t xml:space="preserve">Counselling-frequency documentation.</w:t>
       </w:r>
     </w:p>
     <w:p>
@@ -3565,101 +3545,7 @@
           <w:sz w:val="22"/>
           <w:szCs w:val="22"/>
         </w:rPr>
-        <w:t xml:space="preserve">Written guidance / protocol referenced for this element (where required).</w:t>
-      </w:r>
-    </w:p>
-    <w:p>
-      <w:pPr>
-        <w:pStyle w:val="ListParagraph"/>
-        <w:numPr>
-          <w:ilvl w:val="0"/>
-          <w:numId w:val="1"/>
-        </w:numPr>
-        <w:spacing w:after="60"/>
-      </w:pPr>
-      <w:r>
-        <w:rPr>
-          <w:sz w:val="22"/>
-          <w:szCs w:val="22"/>
-        </w:rPr>
-        <w:t xml:space="preserve">Audit sample notes for COP.9.f reviewed «quarterly».</w:t>
-      </w:r>
-    </w:p>
-    <w:p>
-      <w:pPr>
-        <w:pStyle w:val="ListParagraph"/>
-        <w:numPr>
-          <w:ilvl w:val="0"/>
-          <w:numId w:val="1"/>
-        </w:numPr>
-        <w:spacing w:after="60"/>
-      </w:pPr>
-      <w:r>
-        <w:rPr>
-          <w:sz w:val="22"/>
-          <w:szCs w:val="22"/>
-        </w:rPr>
-        <w:t xml:space="preserve">Documented evidence specifically required by the asterisked interpretation.</w:t>
-      </w:r>
-    </w:p>
-    <w:p>
-      <w:pPr>
-        <w:pStyle w:val="Heading2"/>
-        <w:spacing w:after="100" w:before="220"/>
-      </w:pPr>
-      <w:r>
-        <w:t xml:space="preserve">COP.9.g — The organisation has a mechanism to counsel the patient and/or family periodically.</w:t>
-      </w:r>
-    </w:p>
-    <w:p>
-      <w:pPr>
-        <w:pStyle w:val="ListParagraph"/>
-        <w:numPr>
-          <w:ilvl w:val="0"/>
-          <w:numId w:val="1"/>
-        </w:numPr>
-        <w:spacing w:after="60"/>
-      </w:pPr>
-      <w:r>
-        <w:rPr>
-          <w:sz w:val="22"/>
-          <w:szCs w:val="22"/>
-        </w:rPr>
-        <w:t xml:space="preserve">Records showing COP.9.g was followed for sampled patients/cases.</w:t>
-      </w:r>
-    </w:p>
-    <w:p>
-      <w:pPr>
-        <w:pStyle w:val="ListParagraph"/>
-        <w:numPr>
-          <w:ilvl w:val="0"/>
-          <w:numId w:val="1"/>
-        </w:numPr>
-        <w:spacing w:after="60"/>
-      </w:pPr>
-      <w:r>
-        <w:rPr>
-          <w:sz w:val="22"/>
-          <w:szCs w:val="22"/>
-        </w:rPr>
-        <w:t xml:space="preserve">Written guidance / protocol referenced for this element (where required).</w:t>
-      </w:r>
-    </w:p>
-    <w:p>
-      <w:pPr>
-        <w:pStyle w:val="ListParagraph"/>
-        <w:numPr>
-          <w:ilvl w:val="0"/>
-          <w:numId w:val="1"/>
-        </w:numPr>
-        <w:spacing w:after="60"/>
-      </w:pPr>
-      <w:r>
-        <w:rPr>
-          <w:sz w:val="22"/>
-          <w:szCs w:val="22"/>
-        </w:rPr>
-        <w:t xml:space="preserve">Audit sample notes for COP.9.g reviewed «quarterly».</w:t>
+        <w:t xml:space="preserve">Named responsible person for counselling.</w:t>
       </w:r>
     </w:p>
     <w:p>

--- a/policies/build/preview_hco/HCO.COP.9_v2_preview.docx
+++ b/policies/build/preview_hco/HCO.COP.9_v2_preview.docx
@@ -692,19 +692,19 @@
           <w:sz w:val="22"/>
           <w:szCs w:val="22"/>
         </w:rPr>
-        <w:t xml:space="preserve">It covers objective elements COP.9.a–g (7 elements).</w:t>
-      </w:r>
-    </w:p>
-    <w:p>
-      <w:pPr>
-        <w:spacing w:after="140"/>
-      </w:pPr>
-      <w:r>
-        <w:rPr>
-          <w:sz w:val="22"/>
-          <w:szCs w:val="22"/>
-        </w:rPr>
-        <w:t xml:space="preserve">This policy owns COP.9. Related AAC, PRE, IPC/HIC, HRM and MOM duties stay with those policies — cross-reference only.</w:t>
+        <w:t xml:space="preserve">This policy covers all 7 requirements under this standard, listed in detail below.</w:t>
+      </w:r>
+    </w:p>
+    <w:p>
+      <w:pPr>
+        <w:spacing w:after="140"/>
+      </w:pPr>
+      <w:r>
+        <w:rPr>
+          <w:sz w:val="22"/>
+          <w:szCs w:val="22"/>
+        </w:rPr>
+        <w:t xml:space="preserve">This policy covers intensive care and high dependency units specifically. Related duties — like patient assessment, patient rights, infection control, staffing, or medication management — are covered in the hospital's other policies, not repeated here.</w:t>
       </w:r>
     </w:p>
     <w:p>
@@ -749,19 +749,19 @@
           <w:sz w:val="22"/>
           <w:szCs w:val="22"/>
         </w:rPr>
-        <w:t xml:space="preserve">It covers 7 objective elements (COP.9.a, COP.9.b, COP.9.c, COP.9.d, COP.9.e, COP.9.f, COP.9.g).</w:t>
-      </w:r>
-    </w:p>
-    <w:p>
-      <w:pPr>
-        <w:spacing w:after="140"/>
-      </w:pPr>
-      <w:r>
-        <w:rPr>
-          <w:sz w:val="22"/>
-          <w:szCs w:val="22"/>
-        </w:rPr>
-        <w:t xml:space="preserve">Boundaries: do not overwrite HCO AAC policies. Spell out abbreviations on first use in training materials.</w:t>
+        <w:t xml:space="preserve">This policy covers all 7 requirements under this standard, listed in detail below.</w:t>
+      </w:r>
+    </w:p>
+    <w:p>
+      <w:pPr>
+        <w:spacing w:after="140"/>
+      </w:pPr>
+      <w:r>
+        <w:rPr>
+          <w:sz w:val="22"/>
+          <w:szCs w:val="22"/>
+        </w:rPr>
+        <w:t xml:space="preserve">This policy covers intensive care and high dependency units specifically. Related duties — like patient assessment, patient rights, infection control, staffing, or medication management — are covered in the hospital's other policies, not repeated here. Spell out abbreviations on first use in training materials.</w:t>
       </w:r>
     </w:p>
     <w:p>
